--- a/companies/meridian-actuarial/Engagements/Martinez LLC/Meeting Minutes 2020-12-28 - Martinez LLC.docx
+++ b/companies/meridian-actuarial/Engagements/Martinez LLC/Meeting Minutes 2020-12-28 - Martinez LLC.docx
@@ -7,12 +7,12 @@
         <w:pStyle w:val="Heading1"/>
       </w:pPr>
       <w:r>
-        <w:t>Working Session: Draft Exhibits and Report Review</w:t>
+        <w:t>Review Session: Retiree Medical Valuation for Martinez LLC</w:t>
       </w:r>
     </w:p>
     <w:p>
       <w:r>
-        <w:t>Minutes recorded by Jennifer Vasquez. Subject: Martinez LLC retiree medical valuation, review of the draft exhibits and the draft report.</w:t>
+        <w:t>Date: December 28, 2020. Minutes recorded by Jennifer Vasquez.</w:t>
       </w:r>
     </w:p>
     <w:p>
@@ -20,7 +20,7 @@
         <w:pStyle w:val="Heading2"/>
       </w:pPr>
       <w:r>
-        <w:t>Attendees</w:t>
+        <w:t>In Attendance</w:t>
       </w:r>
     </w:p>
     <w:p>
@@ -28,7 +28,7 @@
         <w:pStyle w:val="ListBullet"/>
       </w:pPr>
       <w:r>
-        <w:t>Jennifer Vasquez, Consulting Actuary</w:t>
+        <w:t>Jennifer Vasquez, Consulting Actuary, Meridian Actuarial Advisors (recording)</w:t>
       </w:r>
     </w:p>
     <w:p>
@@ -36,7 +36,7 @@
         <w:pStyle w:val="ListBullet"/>
       </w:pPr>
       <w:r>
-        <w:t>Jeffrey Ochoa, Actuarial Analyst</w:t>
+        <w:t>Jeffrey Ochoa, Actuarial Analyst, Meridian Actuarial Advisors</w:t>
       </w:r>
     </w:p>
     <w:p>
@@ -44,7 +44,7 @@
         <w:pStyle w:val="ListBullet"/>
       </w:pPr>
       <w:r>
-        <w:t>Amanda White, Actuarial Associate</w:t>
+        <w:t>Amanda White, Actuarial Associate, Meridian Actuarial Advisors</w:t>
       </w:r>
     </w:p>
     <w:p>
@@ -60,32 +60,71 @@
         <w:pStyle w:val="Heading2"/>
       </w:pPr>
       <w:r>
-        <w:t>Discussion</w:t>
+        <w:t>Purpose</w:t>
       </w:r>
     </w:p>
     <w:p>
       <w:r>
-        <w:t>The draft workbook and the draft report were circulated in advance and the session went through both. The measurement is complete on the assumptions the company adopted. Jason Wagner had read the report and came with questions, which made this a shorter meeting than it would otherwise have been.</w:t>
+        <w:t>The measurement is complete and the draft report is with the client for review. The session worked through the client's comments and fixed the steps to a final, signed opinion. None of the comments touched the measured obligation.</w:t>
+      </w:r>
+    </w:p>
+    <w:p>
+      <w:pPr>
+        <w:pStyle w:val="Heading2"/>
+      </w:pPr>
+      <w:r>
+        <w:t>The Measurement</w:t>
       </w:r>
     </w:p>
     <w:p>
       <w:r>
-        <w:t>Wagner's first question was why the obligation is larger than what the company has been carrying. Jeffrey Ochoa walked the reconciliation exhibit, which attributes the change to its sources one line at a time: the population is larger than the prior figure contemplated, the discount rate is lower, and the trend assumption was reset off a proper claims analysis rather than carried forward. Three sources, three lines, each with its own effect shown. Wagner asked which of the three was the assumption and which was the fact. Population is a count and it is measured. The other two are assumptions the company adopted on our recommendation. He asked us to make that distinction visible on the face of the exhibit rather than in a footnote, which is a fair request and one we should have anticipated.</w:t>
+        <w:t>Jeffrey Ochoa reported that the obligation is measured and the exhibits reconcile to the census as reconciled earlier in the engagement. The workbook carries each figure from the data through to the accounting disclosure, so every number can be traced to its source. Nothing in the result rests on a figure not tied back to the client's own records.</w:t>
       </w:r>
     </w:p>
     <w:p>
       <w:r>
-        <w:t>We reviewed the sensitivity exhibits. Wagner wanted to know whether the trend sensitivity could be shown against the alternatives that were on the table when the assumption was adopted, so the board can see what the choice cost. It can, and Amanda White will build it. She had that exhibit half-drafted already, which is the reason it will be quick.</w:t>
+        <w:t>The measurement reflects the plan as it stands, with the adopted contribution schedule now in place of the earlier placeholder. Jeffrey Ochoa confirmed that swapping the final schedule in did not move the obligation materially. The board's discussed amendment is not reflected, as agreed at the outset, and the report notes that it would require a separate measurement.</w:t>
+      </w:r>
+    </w:p>
+    <w:p>
+      <w:pPr>
+        <w:pStyle w:val="Heading2"/>
+      </w:pPr>
+      <w:r>
+        <w:t>The Draft Report</w:t>
       </w:r>
     </w:p>
     <w:p>
       <w:r>
-        <w:t>On the report itself, Wagner asked whether the reliance and limitation language could be shortened, on the view that it reads as though we are hedging. I said no, and I want the reason in the minutes rather than left as a disagreement. The report rests on data the company furnished and on assumptions the company adopted, and two of the active tiers rest on a published cost curve rather than on the company's own claims experience. A reader who does not know those things has been given a number without being given its basis. The qualifiers are not a hedge against being wrong; they are what makes the number mean anything. Wagner accepted the position and asked only that the language be plain, which is a fair ask and separately worth doing. I will take another pass at it for readability without removing anything it discloses.</w:t>
+        <w:t>Amanda White confirmed that the exhibits in the draft match the final workbook. The report keeps its three parts: what the data show, what was assumed, and what is concluded. The actuarial standards the opinion rests on are named, and the reliance on the client's data is stated plainly. The reliance language was read through at the session and agreed as it stands.</w:t>
       </w:r>
     </w:p>
     <w:p>
       <w:r>
-        <w:t>Robert Lawrence has not yet reviewed the draft in signing form. Nothing here should be treated as final until he has.</w:t>
+        <w:t>Amanda White also walked the disclosure exhibit, which carries the obligation through to the figures the client's statements report. Each line ties back to an earlier exhibit, so the disclosure is not a separate calculation but the end of one chain. The group confirmed the exhibit is complete and consistent with the measurement behind it.</w:t>
+      </w:r>
+    </w:p>
+    <w:p>
+      <w:r>
+        <w:t>Jason Wagner presented management's comments on the draft. The comments concerned the presentation of the trend sensitivity and the wording of one assumption rationale. They did not question the obligation or the measured inputs, and the group treated that as the important point.</w:t>
+      </w:r>
+    </w:p>
+    <w:p>
+      <w:r>
+        <w:t>Jennifer Vasquez confirmed which comments the report will take up and which reflect a professional judgment the firm will not move off. The presentation of the sensitivity will be reworked to read more plainly. The judgment on the trend basis stands, and the report will set out the reasoning so the reader can weigh it, whether or not they share it.</w:t>
+      </w:r>
+    </w:p>
+    <w:p>
+      <w:pPr>
+        <w:pStyle w:val="Heading2"/>
+      </w:pPr>
+      <w:r>
+        <w:t>Remaining Steps</w:t>
+      </w:r>
+    </w:p>
+    <w:p>
+      <w:r>
+        <w:t>The engagement is in its final stretch and on the schedule agreed at the start. The remaining steps are mechanical: fold in the agreed edits, reconcile the exhibits a last time, and prepare the signed opinion. Once the report is in near-final form, Jennifer Vasquez will schedule the one presentation of the results to management.</w:t>
       </w:r>
     </w:p>
     <w:p>
@@ -117,7 +156,7 @@
               <w:rPr>
                 <w:b/>
               </w:rPr>
-              <w:t>Item</w:t>
+              <w:t>Action</w:t>
             </w:r>
           </w:p>
         </w:tc>
@@ -143,7 +182,7 @@
               <w:rPr>
                 <w:b/>
               </w:rPr>
-              <w:t>Due</w:t>
+              <w:t>Target</w:t>
             </w:r>
           </w:p>
         </w:tc>
@@ -155,7 +194,71 @@
           </w:tcPr>
           <w:p>
             <w:r>
-              <w:t>Revise the reconciliation exhibit to mark on its face which sources are measured and which are assumed</w:t>
+              <w:t>Rework the trend-sensitivity exhibit for clarity and reconcile it to the workbook</w:t>
+            </w:r>
+          </w:p>
+        </w:tc>
+        <w:tc>
+          <w:tcPr>
+            <w:tcW w:type="dxa" w:w="2880"/>
+          </w:tcPr>
+          <w:p>
+            <w:r>
+              <w:t>Amanda White</w:t>
+            </w:r>
+          </w:p>
+        </w:tc>
+        <w:tc>
+          <w:tcPr>
+            <w:tcW w:type="dxa" w:w="2880"/>
+          </w:tcPr>
+          <w:p>
+            <w:r>
+              <w:t>Jan 8</w:t>
+            </w:r>
+          </w:p>
+        </w:tc>
+      </w:tr>
+      <w:tr>
+        <w:tc>
+          <w:tcPr>
+            <w:tcW w:type="dxa" w:w="2880"/>
+          </w:tcPr>
+          <w:p>
+            <w:r>
+              <w:t>Set out the rationale for the trend basis in the report text</w:t>
+            </w:r>
+          </w:p>
+        </w:tc>
+        <w:tc>
+          <w:tcPr>
+            <w:tcW w:type="dxa" w:w="2880"/>
+          </w:tcPr>
+          <w:p>
+            <w:r>
+              <w:t>Jennifer Vasquez</w:t>
+            </w:r>
+          </w:p>
+        </w:tc>
+        <w:tc>
+          <w:tcPr>
+            <w:tcW w:type="dxa" w:w="2880"/>
+          </w:tcPr>
+          <w:p>
+            <w:r>
+              <w:t>Jan 11</w:t>
+            </w:r>
+          </w:p>
+        </w:tc>
+      </w:tr>
+      <w:tr>
+        <w:tc>
+          <w:tcPr>
+            <w:tcW w:type="dxa" w:w="2880"/>
+          </w:tcPr>
+          <w:p>
+            <w:r>
+              <w:t>Complete the final reconciliation of the exhibits to the measurement</w:t>
             </w:r>
           </w:p>
         </w:tc>
@@ -175,7 +278,7 @@
           </w:tcPr>
           <w:p>
             <w:r>
-              <w:t>With the next draft</w:t>
+              <w:t>Jan 13</w:t>
             </w:r>
           </w:p>
         </w:tc>
@@ -187,71 +290,7 @@
           </w:tcPr>
           <w:p>
             <w:r>
-              <w:t>Build the trend sensitivity against the alternatives considered at adoption</w:t>
-            </w:r>
-          </w:p>
-        </w:tc>
-        <w:tc>
-          <w:tcPr>
-            <w:tcW w:type="dxa" w:w="2880"/>
-          </w:tcPr>
-          <w:p>
-            <w:r>
-              <w:t>Amanda White</w:t>
-            </w:r>
-          </w:p>
-        </w:tc>
-        <w:tc>
-          <w:tcPr>
-            <w:tcW w:type="dxa" w:w="2880"/>
-          </w:tcPr>
-          <w:p>
-            <w:r>
-              <w:t>With the next draft</w:t>
-            </w:r>
-          </w:p>
-        </w:tc>
-      </w:tr>
-      <w:tr>
-        <w:tc>
-          <w:tcPr>
-            <w:tcW w:type="dxa" w:w="2880"/>
-          </w:tcPr>
-          <w:p>
-            <w:r>
-              <w:t>Rewrite the reliance and limitation sections for plainness, disclosing no less than the current draft does</w:t>
-            </w:r>
-          </w:p>
-        </w:tc>
-        <w:tc>
-          <w:tcPr>
-            <w:tcW w:type="dxa" w:w="2880"/>
-          </w:tcPr>
-          <w:p>
-            <w:r>
-              <w:t>Jennifer Vasquez</w:t>
-            </w:r>
-          </w:p>
-        </w:tc>
-        <w:tc>
-          <w:tcPr>
-            <w:tcW w:type="dxa" w:w="2880"/>
-          </w:tcPr>
-          <w:p>
-            <w:r>
-              <w:t>With the next draft</w:t>
-            </w:r>
-          </w:p>
-        </w:tc>
-      </w:tr>
-      <w:tr>
-        <w:tc>
-          <w:tcPr>
-            <w:tcW w:type="dxa" w:w="2880"/>
-          </w:tcPr>
-          <w:p>
-            <w:r>
-              <w:t>Confirm in writing that the contribution schedule used in the measurement is the one in force</w:t>
+              <w:t>Confirm management's remaining questions are resolved</w:t>
             </w:r>
           </w:p>
         </w:tc>
@@ -271,39 +310,7 @@
           </w:tcPr>
           <w:p>
             <w:r>
-              <w:t>Before the report is finalized</w:t>
-            </w:r>
-          </w:p>
-        </w:tc>
-      </w:tr>
-      <w:tr>
-        <w:tc>
-          <w:tcPr>
-            <w:tcW w:type="dxa" w:w="2880"/>
-          </w:tcPr>
-          <w:p>
-            <w:r>
-              <w:t>Circulate the revised draft and workbook for signing review</w:t>
-            </w:r>
-          </w:p>
-        </w:tc>
-        <w:tc>
-          <w:tcPr>
-            <w:tcW w:type="dxa" w:w="2880"/>
-          </w:tcPr>
-          <w:p>
-            <w:r>
-              <w:t>Jennifer Vasquez</w:t>
-            </w:r>
-          </w:p>
-        </w:tc>
-        <w:tc>
-          <w:tcPr>
-            <w:tcW w:type="dxa" w:w="2880"/>
-          </w:tcPr>
-          <w:p>
-            <w:r>
-              <w:t>After the items above close</w:t>
+              <w:t>Jan 7</w:t>
             </w:r>
           </w:p>
         </w:tc>
@@ -311,7 +318,7 @@
     </w:tbl>
     <w:p>
       <w:r>
-        <w:t>Wagner asked to have the final report presented to the ownership group rather than only delivered. We will schedule that once it is signed.</w:t>
+        <w:t>The next session will review the final draft ahead of sign-off and schedule the presentation to management.</w:t>
       </w:r>
     </w:p>
     <w:sectPr>
